--- a/static/templates/丙級術科模擬_範本.docx
+++ b/static/templates/丙級術科模擬_範本.docx
@@ -9,7 +9,7 @@
       <w:r>
         <w:rPr>
           <w:b/>
-          <w:sz w:val="44"/>
+          <w:sz w:val="40"/>
           <w:rFonts w:ascii="Times New Roman" w:hAnsi="Times New Roman" w:eastAsia="新細明體"/>
         </w:rPr>
         <w:t>智慧型手機與現代生活</w:t>
@@ -290,11 +290,14 @@
             <w:tcW w:type="dxa" w:w="2160"/>
           </w:tcPr>
           <w:p>
+            <w:pPr>
+              <w:spacing w:line="360" w:lineRule="auto"/>
+            </w:pPr>
             <w:r/>
             <w:r>
               <w:rPr>
                 <w:b/>
-                <w:sz w:val="22"/>
+                <w:sz w:val="24"/>
                 <w:rFonts w:ascii="Times New Roman" w:hAnsi="Times New Roman" w:eastAsia="新細明體"/>
               </w:rPr>
               <w:t>年代</w:t>
@@ -306,11 +309,14 @@
             <w:tcW w:type="dxa" w:w="2160"/>
           </w:tcPr>
           <w:p>
+            <w:pPr>
+              <w:spacing w:line="360" w:lineRule="auto"/>
+            </w:pPr>
             <w:r/>
             <w:r>
               <w:rPr>
                 <w:b/>
-                <w:sz w:val="22"/>
+                <w:sz w:val="24"/>
                 <w:rFonts w:ascii="Times New Roman" w:hAnsi="Times New Roman" w:eastAsia="新細明體"/>
               </w:rPr>
               <w:t>CPU 核心數</w:t>
@@ -322,11 +328,14 @@
             <w:tcW w:type="dxa" w:w="2160"/>
           </w:tcPr>
           <w:p>
+            <w:pPr>
+              <w:spacing w:line="360" w:lineRule="auto"/>
+            </w:pPr>
             <w:r/>
             <w:r>
               <w:rPr>
                 <w:b/>
-                <w:sz w:val="22"/>
+                <w:sz w:val="24"/>
                 <w:rFonts w:ascii="Times New Roman" w:hAnsi="Times New Roman" w:eastAsia="新細明體"/>
               </w:rPr>
               <w:t>RAM</w:t>
@@ -338,11 +347,14 @@
             <w:tcW w:type="dxa" w:w="2160"/>
           </w:tcPr>
           <w:p>
+            <w:pPr>
+              <w:spacing w:line="360" w:lineRule="auto"/>
+            </w:pPr>
             <w:r/>
             <w:r>
               <w:rPr>
                 <w:b/>
-                <w:sz w:val="22"/>
+                <w:sz w:val="24"/>
                 <w:rFonts w:ascii="Times New Roman" w:hAnsi="Times New Roman" w:eastAsia="新細明體"/>
               </w:rPr>
               <w:t>螢幕吋數</w:t>
@@ -356,10 +368,13 @@
             <w:tcW w:type="dxa" w:w="2160"/>
           </w:tcPr>
           <w:p>
+            <w:pPr>
+              <w:spacing w:line="360" w:lineRule="auto"/>
+            </w:pPr>
             <w:r/>
             <w:r>
               <w:rPr>
-                <w:sz w:val="22"/>
+                <w:sz w:val="24"/>
                 <w:rFonts w:ascii="Times New Roman" w:hAnsi="Times New Roman" w:eastAsia="新細明體"/>
               </w:rPr>
               <w:t>2010</w:t>
@@ -371,10 +386,13 @@
             <w:tcW w:type="dxa" w:w="2160"/>
           </w:tcPr>
           <w:p>
+            <w:pPr>
+              <w:spacing w:line="360" w:lineRule="auto"/>
+            </w:pPr>
             <w:r/>
             <w:r>
               <w:rPr>
-                <w:sz w:val="22"/>
+                <w:sz w:val="24"/>
                 <w:rFonts w:ascii="Times New Roman" w:hAnsi="Times New Roman" w:eastAsia="新細明體"/>
               </w:rPr>
               <w:t>單核</w:t>
@@ -386,10 +404,13 @@
             <w:tcW w:type="dxa" w:w="2160"/>
           </w:tcPr>
           <w:p>
+            <w:pPr>
+              <w:spacing w:line="360" w:lineRule="auto"/>
+            </w:pPr>
             <w:r/>
             <w:r>
               <w:rPr>
-                <w:sz w:val="22"/>
+                <w:sz w:val="24"/>
                 <w:rFonts w:ascii="Times New Roman" w:hAnsi="Times New Roman" w:eastAsia="新細明體"/>
               </w:rPr>
               <w:t>512 MB</w:t>
@@ -401,10 +422,13 @@
             <w:tcW w:type="dxa" w:w="2160"/>
           </w:tcPr>
           <w:p>
+            <w:pPr>
+              <w:spacing w:line="360" w:lineRule="auto"/>
+            </w:pPr>
             <w:r/>
             <w:r>
               <w:rPr>
-                <w:sz w:val="22"/>
+                <w:sz w:val="24"/>
                 <w:rFonts w:ascii="Times New Roman" w:hAnsi="Times New Roman" w:eastAsia="新細明體"/>
               </w:rPr>
               <w:t>3.5 吋</w:t>
@@ -418,10 +442,13 @@
             <w:tcW w:type="dxa" w:w="2160"/>
           </w:tcPr>
           <w:p>
+            <w:pPr>
+              <w:spacing w:line="360" w:lineRule="auto"/>
+            </w:pPr>
             <w:r/>
             <w:r>
               <w:rPr>
-                <w:sz w:val="22"/>
+                <w:sz w:val="24"/>
                 <w:rFonts w:ascii="Times New Roman" w:hAnsi="Times New Roman" w:eastAsia="新細明體"/>
               </w:rPr>
               <w:t>2015</w:t>
@@ -433,10 +460,13 @@
             <w:tcW w:type="dxa" w:w="2160"/>
           </w:tcPr>
           <w:p>
+            <w:pPr>
+              <w:spacing w:line="360" w:lineRule="auto"/>
+            </w:pPr>
             <w:r/>
             <w:r>
               <w:rPr>
-                <w:sz w:val="22"/>
+                <w:sz w:val="24"/>
                 <w:rFonts w:ascii="Times New Roman" w:hAnsi="Times New Roman" w:eastAsia="新細明體"/>
               </w:rPr>
               <w:t>八核</w:t>
@@ -448,10 +478,13 @@
             <w:tcW w:type="dxa" w:w="2160"/>
           </w:tcPr>
           <w:p>
+            <w:pPr>
+              <w:spacing w:line="360" w:lineRule="auto"/>
+            </w:pPr>
             <w:r/>
             <w:r>
               <w:rPr>
-                <w:sz w:val="22"/>
+                <w:sz w:val="24"/>
                 <w:rFonts w:ascii="Times New Roman" w:hAnsi="Times New Roman" w:eastAsia="新細明體"/>
               </w:rPr>
               <w:t>2 GB</w:t>
@@ -463,10 +496,13 @@
             <w:tcW w:type="dxa" w:w="2160"/>
           </w:tcPr>
           <w:p>
+            <w:pPr>
+              <w:spacing w:line="360" w:lineRule="auto"/>
+            </w:pPr>
             <w:r/>
             <w:r>
               <w:rPr>
-                <w:sz w:val="22"/>
+                <w:sz w:val="24"/>
                 <w:rFonts w:ascii="Times New Roman" w:hAnsi="Times New Roman" w:eastAsia="新細明體"/>
               </w:rPr>
               <w:t>4.7 吋</w:t>
@@ -480,10 +516,13 @@
             <w:tcW w:type="dxa" w:w="2160"/>
           </w:tcPr>
           <w:p>
+            <w:pPr>
+              <w:spacing w:line="360" w:lineRule="auto"/>
+            </w:pPr>
             <w:r/>
             <w:r>
               <w:rPr>
-                <w:sz w:val="22"/>
+                <w:sz w:val="24"/>
                 <w:rFonts w:ascii="Times New Roman" w:hAnsi="Times New Roman" w:eastAsia="新細明體"/>
               </w:rPr>
               <w:t>2020</w:t>
@@ -495,10 +534,13 @@
             <w:tcW w:type="dxa" w:w="2160"/>
           </w:tcPr>
           <w:p>
+            <w:pPr>
+              <w:spacing w:line="360" w:lineRule="auto"/>
+            </w:pPr>
             <w:r/>
             <w:r>
               <w:rPr>
-                <w:sz w:val="22"/>
+                <w:sz w:val="24"/>
                 <w:rFonts w:ascii="Times New Roman" w:hAnsi="Times New Roman" w:eastAsia="新細明體"/>
               </w:rPr>
               <w:t>八核+AI</w:t>
@@ -510,10 +552,13 @@
             <w:tcW w:type="dxa" w:w="2160"/>
           </w:tcPr>
           <w:p>
+            <w:pPr>
+              <w:spacing w:line="360" w:lineRule="auto"/>
+            </w:pPr>
             <w:r/>
             <w:r>
               <w:rPr>
-                <w:sz w:val="22"/>
+                <w:sz w:val="24"/>
                 <w:rFonts w:ascii="Times New Roman" w:hAnsi="Times New Roman" w:eastAsia="新細明體"/>
               </w:rPr>
               <w:t>6 GB</w:t>
@@ -525,10 +570,13 @@
             <w:tcW w:type="dxa" w:w="2160"/>
           </w:tcPr>
           <w:p>
+            <w:pPr>
+              <w:spacing w:line="360" w:lineRule="auto"/>
+            </w:pPr>
             <w:r/>
             <w:r>
               <w:rPr>
-                <w:sz w:val="22"/>
+                <w:sz w:val="24"/>
                 <w:rFonts w:ascii="Times New Roman" w:hAnsi="Times New Roman" w:eastAsia="新細明體"/>
               </w:rPr>
               <w:t>6.1 吋</w:t>
@@ -542,10 +590,13 @@
             <w:tcW w:type="dxa" w:w="2160"/>
           </w:tcPr>
           <w:p>
+            <w:pPr>
+              <w:spacing w:line="360" w:lineRule="auto"/>
+            </w:pPr>
             <w:r/>
             <w:r>
               <w:rPr>
-                <w:sz w:val="22"/>
+                <w:sz w:val="24"/>
                 <w:rFonts w:ascii="Times New Roman" w:hAnsi="Times New Roman" w:eastAsia="新細明體"/>
               </w:rPr>
               <w:t>2025</w:t>
@@ -557,10 +608,13 @@
             <w:tcW w:type="dxa" w:w="2160"/>
           </w:tcPr>
           <w:p>
+            <w:pPr>
+              <w:spacing w:line="360" w:lineRule="auto"/>
+            </w:pPr>
             <w:r/>
             <w:r>
               <w:rPr>
-                <w:sz w:val="22"/>
+                <w:sz w:val="24"/>
                 <w:rFonts w:ascii="Times New Roman" w:hAnsi="Times New Roman" w:eastAsia="新細明體"/>
               </w:rPr>
               <w:t>八核+AI</w:t>
@@ -572,10 +626,13 @@
             <w:tcW w:type="dxa" w:w="2160"/>
           </w:tcPr>
           <w:p>
+            <w:pPr>
+              <w:spacing w:line="360" w:lineRule="auto"/>
+            </w:pPr>
             <w:r/>
             <w:r>
               <w:rPr>
-                <w:sz w:val="22"/>
+                <w:sz w:val="24"/>
                 <w:rFonts w:ascii="Times New Roman" w:hAnsi="Times New Roman" w:eastAsia="新細明體"/>
               </w:rPr>
               <w:t>8-12 GB</w:t>
@@ -587,10 +644,13 @@
             <w:tcW w:type="dxa" w:w="2160"/>
           </w:tcPr>
           <w:p>
+            <w:pPr>
+              <w:spacing w:line="360" w:lineRule="auto"/>
+            </w:pPr>
             <w:r/>
             <w:r>
               <w:rPr>
-                <w:sz w:val="22"/>
+                <w:sz w:val="24"/>
                 <w:rFonts w:ascii="Times New Roman" w:hAnsi="Times New Roman" w:eastAsia="新細明體"/>
               </w:rPr>
               <w:t>6.3 吋</w:t>
@@ -645,7 +705,7 @@
       </w:pPr>
       <w:r>
         <w:rPr>
-          <w:sz w:val="20"/>
+          <w:sz w:val="24"/>
           <w:rFonts w:ascii="Times New Roman" w:hAnsi="Times New Roman" w:eastAsia="新細明體"/>
         </w:rPr>
         <w:t>圖 1：智慧型手機示意圖</w:t>
@@ -782,7 +842,7 @@
     </w:pPr>
     <w:r>
       <w:rPr>
-        <w:sz w:val="20"/>
+        <w:sz w:val="24"/>
         <w:rFonts w:ascii="Times New Roman" w:hAnsi="Times New Roman" w:eastAsia="新細明體"/>
       </w:rPr>
       <w:t>智慧型手機與現代生活</w:t>
